--- a/public/王明辉个人简历.docx
+++ b/public/王明辉个人简历.docx
@@ -967,18 +967,7 @@
                 <w:sz w:val="26"/>
                 <w:szCs w:val="26"/>
               </w:rPr>
-              <w:t>2022.09-2026.0</w:t>
-            </w:r>
-            <w:bookmarkStart w:id="0" w:name="_GoBack"/>
-            <w:bookmarkEnd w:id="0"/>
-            <w:r>
-              <w:rPr>
-                <w:color w:val="1E1E1E"/>
-                <w:spacing w:val="1"/>
-                <w:sz w:val="26"/>
-                <w:szCs w:val="26"/>
-              </w:rPr>
-              <w:t xml:space="preserve">6                              西北民族大学             </w:t>
+              <w:t xml:space="preserve">2022.09-2026.06                              西北民族大学             </w:t>
             </w:r>
             <w:r>
               <w:rPr>
@@ -1502,15 +1491,215 @@
                 <w:rFonts w:hint="eastAsia"/>
                 <w:color w:val="1E1E1E"/>
                 <w:position w:val="5"/>
+                <w:lang w:eastAsia="zh-CN"/>
               </w:rPr>
             </w:pPr>
             <w:r>
               <w:rPr>
+                <w:color w:val="1E1E1E"/>
+                <w:position w:val="5"/>
+              </w:rPr>
+              <w:drawing>
+                <wp:inline distT="0" distB="0" distL="0" distR="0">
+                  <wp:extent cx="53340" cy="53340"/>
+                  <wp:effectExtent l="0" t="0" r="3810" b="3810"/>
+                  <wp:docPr id="1" name="IM 22"/>
+                  <wp:cNvGraphicFramePr/>
+                  <a:graphic xmlns:a="http://schemas.openxmlformats.org/drawingml/2006/main">
+                    <a:graphicData uri="http://schemas.openxmlformats.org/drawingml/2006/picture">
+                      <pic:pic xmlns:pic="http://schemas.openxmlformats.org/drawingml/2006/picture">
+                        <pic:nvPicPr>
+                          <pic:cNvPr id="1" name="IM 22"/>
+                          <pic:cNvPicPr/>
+                        </pic:nvPicPr>
+                        <pic:blipFill>
+                          <a:blip r:embed="rId16"/>
+                          <a:stretch>
+                            <a:fillRect/>
+                          </a:stretch>
+                        </pic:blipFill>
+                        <pic:spPr>
+                          <a:xfrm>
+                            <a:off x="0" y="0"/>
+                            <a:ext cx="53885" cy="53885"/>
+                          </a:xfrm>
+                          <a:prstGeom prst="rect">
+                            <a:avLst/>
+                          </a:prstGeom>
+                        </pic:spPr>
+                      </pic:pic>
+                    </a:graphicData>
+                  </a:graphic>
+                </wp:inline>
+              </w:drawing>
+            </w:r>
+            <w:r>
+              <w:rPr>
+                <w:color w:val="1E1E1E"/>
+                <w:position w:val="5"/>
+              </w:rPr>
+              <w:t xml:space="preserve">  </w:t>
+            </w:r>
+            <w:bookmarkStart w:id="0" w:name="_GoBack"/>
+            <w:bookmarkEnd w:id="0"/>
+            <w:r>
+              <w:rPr>
                 <w:rFonts w:hint="eastAsia"/>
                 <w:color w:val="1E1E1E"/>
                 <w:position w:val="5"/>
               </w:rPr>
-              <w:t>仿主流视频平台风格，基于 Vue3+FastAPI 构建前后端分离应用；前端采用 Vue3、Pinia、Vite 实现响应式深色主题界面，完成视频列表、播放、搜索、分类、评论点赞、上传分享等核心功能；后端基于 FastAPI、SQLAlchemy 与 SQLite 设计 RESTful 接口，实现视频数据管理、文件上传、播放量统计、用户头像与观看历史等模块</w:t>
+              <w:t>仿主流视频平台风格，基于 Vue3+FastAPI 构建前后端分离应用</w:t>
+            </w:r>
+            <w:r>
+              <w:rPr>
+                <w:rFonts w:hint="eastAsia"/>
+                <w:color w:val="1E1E1E"/>
+                <w:position w:val="5"/>
+                <w:lang w:eastAsia="zh-CN"/>
+              </w:rPr>
+              <w:t>。</w:t>
+            </w:r>
+          </w:p>
+          <w:p>
+            <w:pPr>
+              <w:pStyle w:val="6"/>
+              <w:spacing w:before="108" w:line="205" w:lineRule="auto"/>
+              <w:ind w:left="331" w:leftChars="53" w:hanging="220" w:hangingChars="100"/>
+              <w:rPr>
+                <w:rFonts w:hint="eastAsia"/>
+                <w:color w:val="1E1E1E"/>
+                <w:position w:val="5"/>
+                <w:lang w:eastAsia="zh-CN"/>
+              </w:rPr>
+            </w:pPr>
+            <w:r>
+              <w:rPr>
+                <w:color w:val="1E1E1E"/>
+                <w:position w:val="5"/>
+              </w:rPr>
+              <w:drawing>
+                <wp:inline distT="0" distB="0" distL="0" distR="0">
+                  <wp:extent cx="53340" cy="53340"/>
+                  <wp:effectExtent l="0" t="0" r="3810" b="3810"/>
+                  <wp:docPr id="3" name="IM 22"/>
+                  <wp:cNvGraphicFramePr/>
+                  <a:graphic xmlns:a="http://schemas.openxmlformats.org/drawingml/2006/main">
+                    <a:graphicData uri="http://schemas.openxmlformats.org/drawingml/2006/picture">
+                      <pic:pic xmlns:pic="http://schemas.openxmlformats.org/drawingml/2006/picture">
+                        <pic:nvPicPr>
+                          <pic:cNvPr id="3" name="IM 22"/>
+                          <pic:cNvPicPr/>
+                        </pic:nvPicPr>
+                        <pic:blipFill>
+                          <a:blip r:embed="rId16"/>
+                          <a:stretch>
+                            <a:fillRect/>
+                          </a:stretch>
+                        </pic:blipFill>
+                        <pic:spPr>
+                          <a:xfrm>
+                            <a:off x="0" y="0"/>
+                            <a:ext cx="53885" cy="53885"/>
+                          </a:xfrm>
+                          <a:prstGeom prst="rect">
+                            <a:avLst/>
+                          </a:prstGeom>
+                        </pic:spPr>
+                      </pic:pic>
+                    </a:graphicData>
+                  </a:graphic>
+                </wp:inline>
+              </w:drawing>
+            </w:r>
+            <w:r>
+              <w:rPr>
+                <w:color w:val="1E1E1E"/>
+                <w:position w:val="5"/>
+              </w:rPr>
+              <w:t xml:space="preserve">  </w:t>
+            </w:r>
+            <w:r>
+              <w:rPr>
+                <w:rFonts w:hint="eastAsia"/>
+                <w:color w:val="1E1E1E"/>
+                <w:position w:val="5"/>
+              </w:rPr>
+              <w:t>前端采用 Vue3、Pinia、Vite 实现响应式深色主题界面，完成视频列表、播放、搜索、分类、评论点赞、上传分享等核心功能</w:t>
+            </w:r>
+            <w:r>
+              <w:rPr>
+                <w:rFonts w:hint="eastAsia"/>
+                <w:color w:val="1E1E1E"/>
+                <w:position w:val="5"/>
+                <w:lang w:eastAsia="zh-CN"/>
+              </w:rPr>
+              <w:t>。</w:t>
+            </w:r>
+          </w:p>
+          <w:p>
+            <w:pPr>
+              <w:pStyle w:val="6"/>
+              <w:spacing w:before="108" w:line="205" w:lineRule="auto"/>
+              <w:ind w:left="331" w:leftChars="53" w:hanging="220" w:hangingChars="100"/>
+              <w:rPr>
+                <w:rFonts w:hint="eastAsia"/>
+                <w:color w:val="1E1E1E"/>
+                <w:position w:val="5"/>
+              </w:rPr>
+            </w:pPr>
+            <w:r>
+              <w:rPr>
+                <w:color w:val="1E1E1E"/>
+                <w:position w:val="5"/>
+              </w:rPr>
+              <w:drawing>
+                <wp:inline distT="0" distB="0" distL="0" distR="0">
+                  <wp:extent cx="53340" cy="53340"/>
+                  <wp:effectExtent l="0" t="0" r="3810" b="3810"/>
+                  <wp:docPr id="5" name="IM 22"/>
+                  <wp:cNvGraphicFramePr/>
+                  <a:graphic xmlns:a="http://schemas.openxmlformats.org/drawingml/2006/main">
+                    <a:graphicData uri="http://schemas.openxmlformats.org/drawingml/2006/picture">
+                      <pic:pic xmlns:pic="http://schemas.openxmlformats.org/drawingml/2006/picture">
+                        <pic:nvPicPr>
+                          <pic:cNvPr id="5" name="IM 22"/>
+                          <pic:cNvPicPr/>
+                        </pic:nvPicPr>
+                        <pic:blipFill>
+                          <a:blip r:embed="rId16"/>
+                          <a:stretch>
+                            <a:fillRect/>
+                          </a:stretch>
+                        </pic:blipFill>
+                        <pic:spPr>
+                          <a:xfrm>
+                            <a:off x="0" y="0"/>
+                            <a:ext cx="53885" cy="53885"/>
+                          </a:xfrm>
+                          <a:prstGeom prst="rect">
+                            <a:avLst/>
+                          </a:prstGeom>
+                        </pic:spPr>
+                      </pic:pic>
+                    </a:graphicData>
+                  </a:graphic>
+                </wp:inline>
+              </w:drawing>
+            </w:r>
+            <w:r>
+              <w:rPr>
+                <w:color w:val="1E1E1E"/>
+                <w:position w:val="5"/>
+              </w:rPr>
+              <w:t xml:space="preserve">  </w:t>
+            </w:r>
+            <w:r>
+              <w:rPr>
+                <w:rFonts w:hint="eastAsia"/>
+                <w:color w:val="1E1E1E"/>
+                <w:position w:val="5"/>
+              </w:rPr>
+              <w:t>后端基于 FastAPI、SQLAlchemy 与 SQLite 设计 RESTful 接口，实现视频数据管理、文件上传、播放量统计、用户头像与观看历史等模块</w:t>
             </w:r>
           </w:p>
           <w:p>
@@ -2000,6 +2189,10 @@
               <w:pStyle w:val="6"/>
               <w:spacing w:before="260" w:line="206" w:lineRule="auto"/>
               <w:ind w:left="26"/>
+              <w:rPr>
+                <w:color w:val="1E1E1E"/>
+                <w:spacing w:val="3"/>
+              </w:rPr>
             </w:pPr>
             <w:r>
               <w:rPr>
@@ -2013,7 +2206,6 @@
             <w:pPr>
               <w:pStyle w:val="6"/>
               <w:spacing w:before="191" w:line="168" w:lineRule="auto"/>
-              <w:ind w:left="43"/>
               <w:outlineLvl w:val="3"/>
               <w:rPr>
                 <w:sz w:val="30"/>
